--- a/applications/Siemens_Energy_Structural_Calculation_Engineer_Finspang/Arunabha_Majumder_Siemens_Energy_Cover_Letter.docx
+++ b/applications/Siemens_Energy_Structural_Calculation_Engineer_Finspang/Arunabha_Majumder_Siemens_Energy_Cover_Letter.docx
@@ -149,7 +149,7 @@
           <w:b w:val="0"/>
           <w:i w:val="0"/>
         </w:rPr>
-        <w:t>In my PhD I worked on stiffness modelling and Jacobian-based force estimation for a 5-bar parallel robot with variable-stiffness actuators. I checked the estimated forces against a force sensor and got them within 10% RMS error. I also designed the load-carrying parts of a shoulder exoskeleton in SolidWorks, built test rigs, and integrated motors, encoders and force sensors to measure how the system really behaved. I use MATLAB nearly every day for calculations and processing test data, and I have basic Python.</w:t>
+        <w:t>In my PhD I worked on stiffness modelling and Jacobian-based force estimation for a 5-bar parallel robot with variable-stiffness actuators. I checked the estimated forces against a force sensor and got them within 10% RMS error. I also designed the load-carrying parts of a shoulder exoskeleton, checked them with stiffness analysis in SolidWorks and optimised the design with a genetic algorithm. I built test rigs and integrated motors, encoders and force sensors to measure how the system really behaved. I use MATLAB nearly every day for calculations and processing test data, and I have basic Python.</w:t>
       </w:r>
     </w:p>
     <w:p>
@@ -161,7 +161,7 @@
           <w:b w:val="0"/>
           <w:i w:val="0"/>
         </w:rPr>
-        <w:t>I want to be honest about the main gap. I have not used finite element tools like Abaqus or Ansys in my projects so far. My base in mechanics, modelling and validation is solid, and FEM is the skill I most want to build next. I learn new tools fast when I can see how they connect to real hardware and test results, and I think a team of experienced calculation engineers is the best place to learn it properly.</w:t>
+        <w:t>I want to be honest about the main gap. Apart from stiffness analysis in SolidWorks, I have not used dedicated tools like Abaqus or Ansys so far. My base in mechanics, modelling and validation is solid, and building deeper simulation skills is what I most want to do next. I learn new tools fast when I can see how they connect to real hardware and test results, and I think a team of experienced calculation engineers is the best place to learn it properly.</w:t>
       </w:r>
     </w:p>
     <w:p>

--- a/applications/Siemens_Energy_Structural_Calculation_Engineer_Finspang/Arunabha_Majumder_Siemens_Energy_Cover_Letter.docx
+++ b/applications/Siemens_Energy_Structural_Calculation_Engineer_Finspang/Arunabha_Majumder_Siemens_Energy_Cover_Letter.docx
@@ -149,7 +149,7 @@
           <w:b w:val="0"/>
           <w:i w:val="0"/>
         </w:rPr>
-        <w:t>In my PhD I worked on stiffness modelling and Jacobian-based force estimation for a 5-bar parallel robot with variable-stiffness actuators. I checked the estimated forces against a force sensor and got them within 10% RMS error. I also designed the load-carrying parts of a shoulder exoskeleton, checked them with stiffness analysis in SolidWorks and optimised the design with a genetic algorithm. I built test rigs and integrated motors, encoders and force sensors to measure how the system really behaved. I use MATLAB nearly every day for calculations and processing test data, and I have basic Python.</w:t>
+        <w:t>In my PhD I worked on stiffness modelling and Jacobian-based force estimation for a 5-bar parallel robot with variable-stiffness actuators. I checked the estimated forces against a force sensor and got them within 10% RMS error. I also designed the load-carrying parts of a shoulder exoskeleton, optimised the design with a genetic algorithm and measured the stiffness it provides on a physical test setup. I built test rigs and integrated motors, encoders and force sensors to measure how the system really behaved. I use MATLAB nearly every day for calculations and processing test data, and I have basic Python.</w:t>
       </w:r>
     </w:p>
     <w:p>
